--- a/workbench_paper_cn.edited.docx
+++ b/workbench_paper_cn.edited.docx
@@ -21074,6 +21074,38 @@
     <w:p>
       <w:pPr>
         <w:pStyle w:val="4"/>
+      </w:pPr>
+      <w:r>
+        <w:t>4.4.1 模型选择与资源分配</w:t>
+      </w:r>
+    </w:p>
+    <w:p>
+      <w:pPr>
+        <w:pStyle w:val="19"/>
+      </w:pPr>
+      <w:r>
+        <w:t>长期项目的效率不仅取决于上下文长度，也取决于模型能力与任务复杂度是否匹配。简单任务始终交给高推理能力模型，会产生不必要的计算成本；复杂或高风险任务若交给能力不足的模型，则可能导致错误、返工以及额外的上下文消耗。</w:t>
+      </w:r>
+    </w:p>
+    <w:p>
+      <w:pPr>
+        <w:pStyle w:val="19"/>
+      </w:pPr>
+      <w:r>
+        <w:t>因此，Leader 的职责不仅是任务分解和状态协调，也包括选择合适的执行方式。Leader 将用户目标转换为有边界的任务分配，评估任务复杂度与风险，并选择适合的 Agent、模型或推理等级。常规任务可以交给低成本 Worker；架构推理或高风险设计任务则可以交给更强的模型并配合更严格的审查。</w:t>
+      </w:r>
+    </w:p>
+    <w:p>
+      <w:pPr>
+        <w:pStyle w:val="19"/>
+      </w:pPr>
+      <w:r>
+        <w:t>该机制不是为了创造新的 Agent 运行时，而是为了让已有 Agent 在 Project World 的连续性和治理约束下被合理调度。模型能力是可替换资源，而不是项目连续性的来源；Leader 负责协调资源，Project World 负责保存长期状态。与第 5 章的压缩层结合后，这一机制分别处理两类不同浪费：信息重复和计算能力错配。</w:t>
+      </w:r>
+    </w:p>
+    <w:p>
+      <w:pPr>
+        <w:pStyle w:val="4"/>
         <w:keepNext/>
         <w:keepLines w:val="0"/>
         <w:pageBreakBefore w:val="0"/>
